--- a/testakten/erbrecht-volljaehrigenadoption-unternehmer-erfurt/07_vergleichsvorschlag_pflichtteil.docx
+++ b/testakten/erbrecht-volljaehrigenadoption-unternehmer-erfurt/07_vergleichsvorschlag_pflichtteil.docx
@@ -4,120 +4,1067 @@
   <w:body>
     <w:p>
       <w:pPr>
+        <w:pStyle w:val="Title"/>
+        <w:keepNext/>
+      </w:pPr>
+      <w:r>
+        <w:t>Gesprächsunterlage für eine Zwischenvereinbarung</w:t>
+      </w:r>
+    </w:p>
+    <w:tbl>
+      <w:tblPr>
+        <w:tblStyle w:val="TableGrid"/>
+        <w:tblW w:type="auto" w:w="0"/>
+        <w:jc w:val="center"/>
+        <w:tblLayout w:type="autofit"/>
+        <w:tblLook w:firstColumn="1" w:firstRow="1" w:lastColumn="0" w:lastRow="0" w:noHBand="0" w:noVBand="1" w:val="04A0"/>
+      </w:tblPr>
+      <w:tblGrid>
+        <w:gridCol w:w="4872"/>
+        <w:gridCol w:w="4872"/>
+      </w:tblGrid>
+      <w:tr>
+        <w:trPr>
+          <w:tblHeader w:val="true"/>
+        </w:trPr>
+        <w:tc>
+          <w:tcPr>
+            <w:tcW w:type="dxa" w:w="4872"/>
+            <w:shd w:fill="17324D"/>
+            <w:vAlign w:val="center"/>
+            <w:tcMar>
+              <w:top w:w="90" w:type="dxa"/>
+              <w:start w:w="100" w:type="dxa"/>
+              <w:bottom w:w="90" w:type="dxa"/>
+              <w:end w:w="100" w:type="dxa"/>
+            </w:tcMar>
+          </w:tcPr>
+          <w:p>
+            <w:pPr>
+              <w:spacing w:after="30"/>
+            </w:pPr>
+            <w:r>
+              <w:rPr>
+                <w:rFonts w:ascii="Arial" w:hAnsi="Arial"/>
+                <w:b/>
+                <w:color w:val="FFFFFF"/>
+                <w:sz w:val="17"/>
+              </w:rPr>
+              <w:t>Parteien</w:t>
+            </w:r>
+          </w:p>
+        </w:tc>
+        <w:tc>
+          <w:tcPr>
+            <w:tcW w:type="dxa" w:w="4872"/>
+            <w:vAlign w:val="center"/>
+            <w:tcMar>
+              <w:top w:w="90" w:type="dxa"/>
+              <w:start w:w="100" w:type="dxa"/>
+              <w:bottom w:w="90" w:type="dxa"/>
+              <w:end w:w="100" w:type="dxa"/>
+            </w:tcMar>
+            <w:shd w:fill="17324D"/>
+          </w:tcPr>
+          <w:p>
+            <w:pPr>
+              <w:spacing w:after="30"/>
+            </w:pPr>
+            <w:r>
+              <w:rPr>
+                <w:rFonts w:ascii="Arial" w:hAnsi="Arial"/>
+                <w:b/>
+                <w:color w:val="FFFFFF"/>
+                <w:sz w:val="17"/>
+              </w:rPr>
+              <w:t>Nele Sander und Jonas Mielke-Sander</w:t>
+            </w:r>
+          </w:p>
+        </w:tc>
+      </w:tr>
+      <w:tr>
+        <w:tc>
+          <w:tcPr>
+            <w:tcW w:type="dxa" w:w="4872"/>
+            <w:shd w:fill="EAF1F5"/>
+            <w:vAlign w:val="center"/>
+            <w:tcMar>
+              <w:top w:w="90" w:type="dxa"/>
+              <w:start w:w="100" w:type="dxa"/>
+              <w:bottom w:w="90" w:type="dxa"/>
+              <w:end w:w="100" w:type="dxa"/>
+            </w:tcMar>
+          </w:tcPr>
+          <w:p>
+            <w:pPr>
+              <w:spacing w:after="30"/>
+            </w:pPr>
+            <w:r>
+              <w:rPr>
+                <w:rFonts w:ascii="Arial" w:hAnsi="Arial"/>
+                <w:b/>
+                <w:color w:val="17324D"/>
+                <w:sz w:val="17"/>
+              </w:rPr>
+              <w:t>Stand</w:t>
+            </w:r>
+          </w:p>
+        </w:tc>
+        <w:tc>
+          <w:tcPr>
+            <w:tcW w:type="dxa" w:w="4872"/>
+            <w:vAlign w:val="center"/>
+            <w:tcMar>
+              <w:top w:w="90" w:type="dxa"/>
+              <w:start w:w="100" w:type="dxa"/>
+              <w:bottom w:w="90" w:type="dxa"/>
+              <w:end w:w="100" w:type="dxa"/>
+            </w:tcMar>
+          </w:tcPr>
+          <w:p>
+            <w:pPr>
+              <w:spacing w:after="30"/>
+            </w:pPr>
+            <w:r>
+              <w:rPr>
+                <w:rFonts w:ascii="Arial" w:hAnsi="Arial"/>
+                <w:sz w:val="17"/>
+              </w:rPr>
+              <w:t>06.07.2026</w:t>
+            </w:r>
+          </w:p>
+        </w:tc>
+      </w:tr>
+      <w:tr>
+        <w:tc>
+          <w:tcPr>
+            <w:tcW w:type="dxa" w:w="4872"/>
+            <w:shd w:fill="F2F4F5"/>
+            <w:vAlign w:val="center"/>
+            <w:tcMar>
+              <w:top w:w="90" w:type="dxa"/>
+              <w:start w:w="100" w:type="dxa"/>
+              <w:bottom w:w="90" w:type="dxa"/>
+              <w:end w:w="100" w:type="dxa"/>
+            </w:tcMar>
+          </w:tcPr>
+          <w:p>
+            <w:pPr>
+              <w:spacing w:after="30"/>
+            </w:pPr>
+            <w:r>
+              <w:rPr>
+                <w:rFonts w:ascii="Arial" w:hAnsi="Arial"/>
+                <w:b/>
+                <w:color w:val="17324D"/>
+                <w:sz w:val="17"/>
+              </w:rPr>
+              <w:t>Zweck</w:t>
+            </w:r>
+          </w:p>
+        </w:tc>
+        <w:tc>
+          <w:tcPr>
+            <w:tcW w:type="dxa" w:w="4872"/>
+            <w:vAlign w:val="center"/>
+            <w:tcMar>
+              <w:top w:w="90" w:type="dxa"/>
+              <w:start w:w="100" w:type="dxa"/>
+              <w:bottom w:w="90" w:type="dxa"/>
+              <w:end w:w="100" w:type="dxa"/>
+            </w:tcMar>
+            <w:shd w:fill="F2F4F5"/>
+          </w:tcPr>
+          <w:p>
+            <w:pPr>
+              <w:spacing w:after="30"/>
+            </w:pPr>
+            <w:r>
+              <w:rPr>
+                <w:rFonts w:ascii="Arial" w:hAnsi="Arial"/>
+                <w:sz w:val="17"/>
+              </w:rPr>
+              <w:t>Mögliche Sicherungs- und Verfahrensbausteine; kein Angebot</w:t>
+            </w:r>
+          </w:p>
+        </w:tc>
+      </w:tr>
+      <w:tr>
+        <w:tc>
+          <w:tcPr>
+            <w:tcW w:type="dxa" w:w="4872"/>
+            <w:shd w:fill="EAF1F5"/>
+            <w:vAlign w:val="center"/>
+            <w:tcMar>
+              <w:top w:w="90" w:type="dxa"/>
+              <w:start w:w="100" w:type="dxa"/>
+              <w:bottom w:w="90" w:type="dxa"/>
+              <w:end w:w="100" w:type="dxa"/>
+            </w:tcMar>
+          </w:tcPr>
+          <w:p>
+            <w:pPr>
+              <w:spacing w:after="30"/>
+            </w:pPr>
+            <w:r>
+              <w:rPr>
+                <w:rFonts w:ascii="Arial" w:hAnsi="Arial"/>
+                <w:b/>
+                <w:color w:val="17324D"/>
+                <w:sz w:val="17"/>
+              </w:rPr>
+              <w:t>Vertraulichkeit</w:t>
+            </w:r>
+          </w:p>
+        </w:tc>
+        <w:tc>
+          <w:tcPr>
+            <w:tcW w:type="dxa" w:w="4872"/>
+            <w:vAlign w:val="center"/>
+            <w:tcMar>
+              <w:top w:w="90" w:type="dxa"/>
+              <w:start w:w="100" w:type="dxa"/>
+              <w:bottom w:w="90" w:type="dxa"/>
+              <w:end w:w="100" w:type="dxa"/>
+            </w:tcMar>
+          </w:tcPr>
+          <w:p>
+            <w:pPr>
+              <w:spacing w:after="30"/>
+            </w:pPr>
+            <w:r>
+              <w:rPr>
+                <w:rFonts w:ascii="Arial" w:hAnsi="Arial"/>
+                <w:sz w:val="17"/>
+              </w:rPr>
+              <w:t>Nur für Mandatsbesprechung</w:t>
+            </w:r>
+          </w:p>
+        </w:tc>
+      </w:tr>
+    </w:tbl>
+    <w:p/>
+    <w:p>
+      <w:pPr>
         <w:pStyle w:val="Heading1"/>
       </w:pPr>
       <w:r>
-        <w:rPr>
-          <w:rFonts w:ascii="Times New Roman" w:hAnsi="Times New Roman"/>
-        </w:rPr>
-        <w:t>Vergleichsvorschlag Pflichtteil und Unternehmensfortführung</w:t>
+        <w:t>1. Gemeinsame Regelungsgegenstände</w:t>
       </w:r>
     </w:p>
     <w:p>
       <w:pPr>
-        <w:pStyle w:val="Heading2"/>
+        <w:keepLines w:val="0"/>
       </w:pPr>
       <w:r>
-        <w:rPr>
-          <w:rFonts w:ascii="Times New Roman" w:hAnsi="Times New Roman"/>
-        </w:rPr>
-        <w:t>Ziel</w:t>
+        <w:t>Unternehmenshandlungsfähigkeit, Nachlassauskunft, unabhängige Bewertung, Abschlagszahlungen, Sicherheiten und Kosten können getrennt verhandelt werden. Eine Verständigung über einen Punkt soll nicht stillschweigend als Anerkennung anderer Punkte gelten.</w:t>
       </w:r>
     </w:p>
     <w:p>
       <w:pPr>
-        <w:jc w:val="left"/>
+        <w:pStyle w:val="Heading1"/>
       </w:pPr>
       <w:r>
-        <w:t>Die Beteiligten sollen vermeiden, dass Erbschein, Pflichtteil und Unternehmensbewertung gleichzeitig eskalieren. Die Firma braucht Handlungsfähigkeit; Nele braucht belastbare Auskunft und Sicherheit, dass der Unternehmenswert nicht kleingerechnet wird.</w:t>
+        <w:t>2. Bausteinvarianten</w:t>
+      </w:r>
+    </w:p>
+    <w:tbl>
+      <w:tblPr>
+        <w:tblStyle w:val="TableGrid"/>
+        <w:tblW w:type="auto" w:w="0"/>
+        <w:jc w:val="center"/>
+        <w:tblLayout w:type="autofit"/>
+        <w:tblLook w:firstColumn="1" w:firstRow="1" w:lastColumn="0" w:lastRow="0" w:noHBand="0" w:noVBand="1" w:val="04A0"/>
+      </w:tblPr>
+      <w:tblGrid>
+        <w:gridCol w:w="2436"/>
+        <w:gridCol w:w="2436"/>
+        <w:gridCol w:w="2436"/>
+        <w:gridCol w:w="2436"/>
+      </w:tblGrid>
+      <w:tr>
+        <w:trPr>
+          <w:tblHeader w:val="true"/>
+        </w:trPr>
+        <w:tc>
+          <w:tcPr>
+            <w:tcW w:type="dxa" w:w="2436"/>
+            <w:vAlign w:val="center"/>
+            <w:tcMar>
+              <w:top w:w="90" w:type="dxa"/>
+              <w:start w:w="100" w:type="dxa"/>
+              <w:bottom w:w="90" w:type="dxa"/>
+              <w:end w:w="100" w:type="dxa"/>
+            </w:tcMar>
+            <w:shd w:fill="17324D"/>
+          </w:tcPr>
+          <w:p>
+            <w:pPr>
+              <w:spacing w:after="30"/>
+            </w:pPr>
+            <w:r>
+              <w:rPr>
+                <w:rFonts w:ascii="Arial" w:hAnsi="Arial"/>
+                <w:b/>
+                <w:color w:val="FFFFFF"/>
+                <w:sz w:val="17"/>
+              </w:rPr>
+              <w:t>Baustein</w:t>
+            </w:r>
+          </w:p>
+        </w:tc>
+        <w:tc>
+          <w:tcPr>
+            <w:tcW w:type="dxa" w:w="2436"/>
+            <w:vAlign w:val="center"/>
+            <w:tcMar>
+              <w:top w:w="90" w:type="dxa"/>
+              <w:start w:w="100" w:type="dxa"/>
+              <w:bottom w:w="90" w:type="dxa"/>
+              <w:end w:w="100" w:type="dxa"/>
+            </w:tcMar>
+            <w:shd w:fill="17324D"/>
+          </w:tcPr>
+          <w:p>
+            <w:pPr>
+              <w:spacing w:after="30"/>
+            </w:pPr>
+            <w:r>
+              <w:rPr>
+                <w:rFonts w:ascii="Arial" w:hAnsi="Arial"/>
+                <w:b/>
+                <w:color w:val="FFFFFF"/>
+                <w:sz w:val="17"/>
+              </w:rPr>
+              <w:t>Variante A</w:t>
+            </w:r>
+          </w:p>
+        </w:tc>
+        <w:tc>
+          <w:tcPr>
+            <w:tcW w:type="dxa" w:w="2436"/>
+            <w:vAlign w:val="center"/>
+            <w:tcMar>
+              <w:top w:w="90" w:type="dxa"/>
+              <w:start w:w="100" w:type="dxa"/>
+              <w:bottom w:w="90" w:type="dxa"/>
+              <w:end w:w="100" w:type="dxa"/>
+            </w:tcMar>
+            <w:shd w:fill="17324D"/>
+          </w:tcPr>
+          <w:p>
+            <w:pPr>
+              <w:spacing w:after="30"/>
+            </w:pPr>
+            <w:r>
+              <w:rPr>
+                <w:rFonts w:ascii="Arial" w:hAnsi="Arial"/>
+                <w:b/>
+                <w:color w:val="FFFFFF"/>
+                <w:sz w:val="17"/>
+              </w:rPr>
+              <w:t>Variante B</w:t>
+            </w:r>
+          </w:p>
+        </w:tc>
+        <w:tc>
+          <w:tcPr>
+            <w:tcW w:type="dxa" w:w="2436"/>
+            <w:vAlign w:val="center"/>
+            <w:tcMar>
+              <w:top w:w="90" w:type="dxa"/>
+              <w:start w:w="100" w:type="dxa"/>
+              <w:bottom w:w="90" w:type="dxa"/>
+              <w:end w:w="100" w:type="dxa"/>
+            </w:tcMar>
+            <w:shd w:fill="17324D"/>
+          </w:tcPr>
+          <w:p>
+            <w:pPr>
+              <w:spacing w:after="30"/>
+            </w:pPr>
+            <w:r>
+              <w:rPr>
+                <w:rFonts w:ascii="Arial" w:hAnsi="Arial"/>
+                <w:b/>
+                <w:color w:val="FFFFFF"/>
+                <w:sz w:val="17"/>
+              </w:rPr>
+              <w:t>Noch zu klären</w:t>
+            </w:r>
+          </w:p>
+        </w:tc>
+      </w:tr>
+      <w:tr>
+        <w:tc>
+          <w:tcPr>
+            <w:tcW w:type="dxa" w:w="2436"/>
+            <w:vAlign w:val="center"/>
+            <w:tcMar>
+              <w:top w:w="90" w:type="dxa"/>
+              <w:start w:w="100" w:type="dxa"/>
+              <w:bottom w:w="90" w:type="dxa"/>
+              <w:end w:w="100" w:type="dxa"/>
+            </w:tcMar>
+          </w:tcPr>
+          <w:p>
+            <w:pPr>
+              <w:spacing w:after="30"/>
+            </w:pPr>
+            <w:r>
+              <w:rPr>
+                <w:rFonts w:ascii="Arial" w:hAnsi="Arial"/>
+                <w:sz w:val="17"/>
+              </w:rPr>
+              <w:t>Nachlassverzeichnis</w:t>
+            </w:r>
+          </w:p>
+        </w:tc>
+        <w:tc>
+          <w:tcPr>
+            <w:tcW w:type="dxa" w:w="2436"/>
+            <w:vAlign w:val="center"/>
+            <w:tcMar>
+              <w:top w:w="90" w:type="dxa"/>
+              <w:start w:w="100" w:type="dxa"/>
+              <w:bottom w:w="90" w:type="dxa"/>
+              <w:end w:w="100" w:type="dxa"/>
+            </w:tcMar>
+          </w:tcPr>
+          <w:p>
+            <w:pPr>
+              <w:spacing w:after="30"/>
+            </w:pPr>
+            <w:r>
+              <w:rPr>
+                <w:rFonts w:ascii="Arial" w:hAnsi="Arial"/>
+                <w:sz w:val="17"/>
+              </w:rPr>
+              <w:t>notariell mit Anwesenheit</w:t>
+            </w:r>
+          </w:p>
+        </w:tc>
+        <w:tc>
+          <w:tcPr>
+            <w:tcW w:type="dxa" w:w="2436"/>
+            <w:vAlign w:val="center"/>
+            <w:tcMar>
+              <w:top w:w="90" w:type="dxa"/>
+              <w:start w:w="100" w:type="dxa"/>
+              <w:bottom w:w="90" w:type="dxa"/>
+              <w:end w:w="100" w:type="dxa"/>
+            </w:tcMar>
+          </w:tcPr>
+          <w:p>
+            <w:pPr>
+              <w:spacing w:after="30"/>
+            </w:pPr>
+            <w:r>
+              <w:rPr>
+                <w:rFonts w:ascii="Arial" w:hAnsi="Arial"/>
+                <w:sz w:val="17"/>
+              </w:rPr>
+              <w:t>privat vorab, notariell anschließend</w:t>
+            </w:r>
+          </w:p>
+        </w:tc>
+        <w:tc>
+          <w:tcPr>
+            <w:tcW w:type="dxa" w:w="2436"/>
+            <w:vAlign w:val="center"/>
+            <w:tcMar>
+              <w:top w:w="90" w:type="dxa"/>
+              <w:start w:w="100" w:type="dxa"/>
+              <w:bottom w:w="90" w:type="dxa"/>
+              <w:end w:w="100" w:type="dxa"/>
+            </w:tcMar>
+          </w:tcPr>
+          <w:p>
+            <w:pPr>
+              <w:spacing w:after="30"/>
+            </w:pPr>
+            <w:r>
+              <w:rPr>
+                <w:rFonts w:ascii="Arial" w:hAnsi="Arial"/>
+                <w:sz w:val="17"/>
+              </w:rPr>
+              <w:t>Notar, Zeitplan, Kosten</w:t>
+            </w:r>
+          </w:p>
+        </w:tc>
+      </w:tr>
+      <w:tr>
+        <w:tc>
+          <w:tcPr>
+            <w:tcW w:type="dxa" w:w="2436"/>
+            <w:vAlign w:val="center"/>
+            <w:tcMar>
+              <w:top w:w="90" w:type="dxa"/>
+              <w:start w:w="100" w:type="dxa"/>
+              <w:bottom w:w="90" w:type="dxa"/>
+              <w:end w:w="100" w:type="dxa"/>
+            </w:tcMar>
+            <w:shd w:fill="F2F4F5"/>
+          </w:tcPr>
+          <w:p>
+            <w:pPr>
+              <w:spacing w:after="30"/>
+            </w:pPr>
+            <w:r>
+              <w:rPr>
+                <w:rFonts w:ascii="Arial" w:hAnsi="Arial"/>
+                <w:sz w:val="17"/>
+              </w:rPr>
+              <w:t>Unternehmensbewertung</w:t>
+            </w:r>
+          </w:p>
+        </w:tc>
+        <w:tc>
+          <w:tcPr>
+            <w:tcW w:type="dxa" w:w="2436"/>
+            <w:vAlign w:val="center"/>
+            <w:tcMar>
+              <w:top w:w="90" w:type="dxa"/>
+              <w:start w:w="100" w:type="dxa"/>
+              <w:bottom w:w="90" w:type="dxa"/>
+              <w:end w:w="100" w:type="dxa"/>
+            </w:tcMar>
+            <w:shd w:fill="F2F4F5"/>
+          </w:tcPr>
+          <w:p>
+            <w:pPr>
+              <w:spacing w:after="30"/>
+            </w:pPr>
+            <w:r>
+              <w:rPr>
+                <w:rFonts w:ascii="Arial" w:hAnsi="Arial"/>
+                <w:sz w:val="17"/>
+              </w:rPr>
+              <w:t>gemeinsamer Gutachter</w:t>
+            </w:r>
+          </w:p>
+        </w:tc>
+        <w:tc>
+          <w:tcPr>
+            <w:tcW w:type="dxa" w:w="2436"/>
+            <w:vAlign w:val="center"/>
+            <w:tcMar>
+              <w:top w:w="90" w:type="dxa"/>
+              <w:start w:w="100" w:type="dxa"/>
+              <w:bottom w:w="90" w:type="dxa"/>
+              <w:end w:w="100" w:type="dxa"/>
+            </w:tcMar>
+            <w:shd w:fill="F2F4F5"/>
+          </w:tcPr>
+          <w:p>
+            <w:pPr>
+              <w:spacing w:after="30"/>
+            </w:pPr>
+            <w:r>
+              <w:rPr>
+                <w:rFonts w:ascii="Arial" w:hAnsi="Arial"/>
+                <w:sz w:val="17"/>
+              </w:rPr>
+              <w:t>zwei Gutachten mit Schiedsgutachter</w:t>
+            </w:r>
+          </w:p>
+        </w:tc>
+        <w:tc>
+          <w:tcPr>
+            <w:tcW w:type="dxa" w:w="2436"/>
+            <w:vAlign w:val="center"/>
+            <w:tcMar>
+              <w:top w:w="90" w:type="dxa"/>
+              <w:start w:w="100" w:type="dxa"/>
+              <w:bottom w:w="90" w:type="dxa"/>
+              <w:end w:w="100" w:type="dxa"/>
+            </w:tcMar>
+            <w:shd w:fill="F2F4F5"/>
+          </w:tcPr>
+          <w:p>
+            <w:pPr>
+              <w:spacing w:after="30"/>
+            </w:pPr>
+            <w:r>
+              <w:rPr>
+                <w:rFonts w:ascii="Arial" w:hAnsi="Arial"/>
+                <w:sz w:val="17"/>
+              </w:rPr>
+              <w:t>Standard, Datenzugang</w:t>
+            </w:r>
+          </w:p>
+        </w:tc>
+      </w:tr>
+      <w:tr>
+        <w:tc>
+          <w:tcPr>
+            <w:tcW w:type="dxa" w:w="2436"/>
+            <w:vAlign w:val="center"/>
+            <w:tcMar>
+              <w:top w:w="90" w:type="dxa"/>
+              <w:start w:w="100" w:type="dxa"/>
+              <w:bottom w:w="90" w:type="dxa"/>
+              <w:end w:w="100" w:type="dxa"/>
+            </w:tcMar>
+          </w:tcPr>
+          <w:p>
+            <w:pPr>
+              <w:spacing w:after="30"/>
+            </w:pPr>
+            <w:r>
+              <w:rPr>
+                <w:rFonts w:ascii="Arial" w:hAnsi="Arial"/>
+                <w:sz w:val="17"/>
+              </w:rPr>
+              <w:t>Abschlag</w:t>
+            </w:r>
+          </w:p>
+        </w:tc>
+        <w:tc>
+          <w:tcPr>
+            <w:tcW w:type="dxa" w:w="2436"/>
+            <w:vAlign w:val="center"/>
+            <w:tcMar>
+              <w:top w:w="90" w:type="dxa"/>
+              <w:start w:w="100" w:type="dxa"/>
+              <w:bottom w:w="90" w:type="dxa"/>
+              <w:end w:w="100" w:type="dxa"/>
+            </w:tcMar>
+          </w:tcPr>
+          <w:p>
+            <w:pPr>
+              <w:spacing w:after="30"/>
+            </w:pPr>
+            <w:r>
+              <w:rPr>
+                <w:rFonts w:ascii="Arial" w:hAnsi="Arial"/>
+                <w:sz w:val="17"/>
+              </w:rPr>
+              <w:t>fester Betrag</w:t>
+            </w:r>
+          </w:p>
+        </w:tc>
+        <w:tc>
+          <w:tcPr>
+            <w:tcW w:type="dxa" w:w="2436"/>
+            <w:vAlign w:val="center"/>
+            <w:tcMar>
+              <w:top w:w="90" w:type="dxa"/>
+              <w:start w:w="100" w:type="dxa"/>
+              <w:bottom w:w="90" w:type="dxa"/>
+              <w:end w:w="100" w:type="dxa"/>
+            </w:tcMar>
+          </w:tcPr>
+          <w:p>
+            <w:pPr>
+              <w:spacing w:after="30"/>
+            </w:pPr>
+            <w:r>
+              <w:rPr>
+                <w:rFonts w:ascii="Arial" w:hAnsi="Arial"/>
+                <w:sz w:val="17"/>
+              </w:rPr>
+              <w:t>Prozentsatz eines Mindestwerts</w:t>
+            </w:r>
+          </w:p>
+        </w:tc>
+        <w:tc>
+          <w:tcPr>
+            <w:tcW w:type="dxa" w:w="2436"/>
+            <w:vAlign w:val="center"/>
+            <w:tcMar>
+              <w:top w:w="90" w:type="dxa"/>
+              <w:start w:w="100" w:type="dxa"/>
+              <w:bottom w:w="90" w:type="dxa"/>
+              <w:end w:w="100" w:type="dxa"/>
+            </w:tcMar>
+          </w:tcPr>
+          <w:p>
+            <w:pPr>
+              <w:spacing w:after="30"/>
+            </w:pPr>
+            <w:r>
+              <w:rPr>
+                <w:rFonts w:ascii="Arial" w:hAnsi="Arial"/>
+                <w:sz w:val="17"/>
+              </w:rPr>
+              <w:t>Sicherheit, Fälligkeit</w:t>
+            </w:r>
+          </w:p>
+        </w:tc>
+      </w:tr>
+      <w:tr>
+        <w:tc>
+          <w:tcPr>
+            <w:tcW w:type="dxa" w:w="2436"/>
+            <w:vAlign w:val="center"/>
+            <w:tcMar>
+              <w:top w:w="90" w:type="dxa"/>
+              <w:start w:w="100" w:type="dxa"/>
+              <w:bottom w:w="90" w:type="dxa"/>
+              <w:end w:w="100" w:type="dxa"/>
+            </w:tcMar>
+            <w:shd w:fill="F2F4F5"/>
+          </w:tcPr>
+          <w:p>
+            <w:pPr>
+              <w:spacing w:after="30"/>
+            </w:pPr>
+            <w:r>
+              <w:rPr>
+                <w:rFonts w:ascii="Arial" w:hAnsi="Arial"/>
+                <w:sz w:val="17"/>
+              </w:rPr>
+              <w:t>Erbschein</w:t>
+            </w:r>
+          </w:p>
+        </w:tc>
+        <w:tc>
+          <w:tcPr>
+            <w:tcW w:type="dxa" w:w="2436"/>
+            <w:vAlign w:val="center"/>
+            <w:tcMar>
+              <w:top w:w="90" w:type="dxa"/>
+              <w:start w:w="100" w:type="dxa"/>
+              <w:bottom w:w="90" w:type="dxa"/>
+              <w:end w:w="100" w:type="dxa"/>
+            </w:tcMar>
+            <w:shd w:fill="F2F4F5"/>
+          </w:tcPr>
+          <w:p>
+            <w:pPr>
+              <w:spacing w:after="30"/>
+            </w:pPr>
+            <w:r>
+              <w:rPr>
+                <w:rFonts w:ascii="Arial" w:hAnsi="Arial"/>
+                <w:sz w:val="17"/>
+              </w:rPr>
+              <w:t>keine Einwendung bis Frist</w:t>
+            </w:r>
+          </w:p>
+        </w:tc>
+        <w:tc>
+          <w:tcPr>
+            <w:tcW w:type="dxa" w:w="2436"/>
+            <w:vAlign w:val="center"/>
+            <w:tcMar>
+              <w:top w:w="90" w:type="dxa"/>
+              <w:start w:w="100" w:type="dxa"/>
+              <w:bottom w:w="90" w:type="dxa"/>
+              <w:end w:w="100" w:type="dxa"/>
+            </w:tcMar>
+            <w:shd w:fill="F2F4F5"/>
+          </w:tcPr>
+          <w:p>
+            <w:pPr>
+              <w:spacing w:after="30"/>
+            </w:pPr>
+            <w:r>
+              <w:rPr>
+                <w:rFonts w:ascii="Arial" w:hAnsi="Arial"/>
+                <w:sz w:val="17"/>
+              </w:rPr>
+              <w:t>Anhörung ohne Rechtsmittelverzicht</w:t>
+            </w:r>
+          </w:p>
+        </w:tc>
+        <w:tc>
+          <w:tcPr>
+            <w:tcW w:type="dxa" w:w="2436"/>
+            <w:vAlign w:val="center"/>
+            <w:tcMar>
+              <w:top w:w="90" w:type="dxa"/>
+              <w:start w:w="100" w:type="dxa"/>
+              <w:bottom w:w="90" w:type="dxa"/>
+              <w:end w:w="100" w:type="dxa"/>
+            </w:tcMar>
+            <w:shd w:fill="F2F4F5"/>
+          </w:tcPr>
+          <w:p>
+            <w:pPr>
+              <w:spacing w:after="30"/>
+            </w:pPr>
+            <w:r>
+              <w:rPr>
+                <w:rFonts w:ascii="Arial" w:hAnsi="Arial"/>
+                <w:sz w:val="17"/>
+              </w:rPr>
+              <w:t>Wortlaut und Dauer</w:t>
+            </w:r>
+          </w:p>
+        </w:tc>
+      </w:tr>
+      <w:tr>
+        <w:tc>
+          <w:tcPr>
+            <w:tcW w:type="dxa" w:w="2436"/>
+            <w:vAlign w:val="center"/>
+            <w:tcMar>
+              <w:top w:w="90" w:type="dxa"/>
+              <w:start w:w="100" w:type="dxa"/>
+              <w:bottom w:w="90" w:type="dxa"/>
+              <w:end w:w="100" w:type="dxa"/>
+            </w:tcMar>
+          </w:tcPr>
+          <w:p>
+            <w:pPr>
+              <w:spacing w:after="30"/>
+            </w:pPr>
+            <w:r>
+              <w:rPr>
+                <w:rFonts w:ascii="Arial" w:hAnsi="Arial"/>
+                <w:sz w:val="17"/>
+              </w:rPr>
+              <w:t>Bank / Kunden</w:t>
+            </w:r>
+          </w:p>
+        </w:tc>
+        <w:tc>
+          <w:tcPr>
+            <w:tcW w:type="dxa" w:w="2436"/>
+            <w:vAlign w:val="center"/>
+            <w:tcMar>
+              <w:top w:w="90" w:type="dxa"/>
+              <w:start w:w="100" w:type="dxa"/>
+              <w:bottom w:w="90" w:type="dxa"/>
+              <w:end w:w="100" w:type="dxa"/>
+            </w:tcMar>
+          </w:tcPr>
+          <w:p>
+            <w:pPr>
+              <w:spacing w:after="30"/>
+            </w:pPr>
+            <w:r>
+              <w:rPr>
+                <w:rFonts w:ascii="Arial" w:hAnsi="Arial"/>
+                <w:sz w:val="17"/>
+              </w:rPr>
+              <w:t>gemeinsame Sachmitteilung</w:t>
+            </w:r>
+          </w:p>
+        </w:tc>
+        <w:tc>
+          <w:tcPr>
+            <w:tcW w:type="dxa" w:w="2436"/>
+            <w:vAlign w:val="center"/>
+            <w:tcMar>
+              <w:top w:w="90" w:type="dxa"/>
+              <w:start w:w="100" w:type="dxa"/>
+              <w:bottom w:w="90" w:type="dxa"/>
+              <w:end w:w="100" w:type="dxa"/>
+            </w:tcMar>
+          </w:tcPr>
+          <w:p>
+            <w:pPr>
+              <w:spacing w:after="30"/>
+            </w:pPr>
+            <w:r>
+              <w:rPr>
+                <w:rFonts w:ascii="Arial" w:hAnsi="Arial"/>
+                <w:sz w:val="17"/>
+              </w:rPr>
+              <w:t>getrennte Mitteilungen</w:t>
+            </w:r>
+          </w:p>
+        </w:tc>
+        <w:tc>
+          <w:tcPr>
+            <w:tcW w:type="dxa" w:w="2436"/>
+            <w:vAlign w:val="center"/>
+            <w:tcMar>
+              <w:top w:w="90" w:type="dxa"/>
+              <w:start w:w="100" w:type="dxa"/>
+              <w:bottom w:w="90" w:type="dxa"/>
+              <w:end w:w="100" w:type="dxa"/>
+            </w:tcMar>
+          </w:tcPr>
+          <w:p>
+            <w:pPr>
+              <w:spacing w:after="30"/>
+            </w:pPr>
+            <w:r>
+              <w:rPr>
+                <w:rFonts w:ascii="Arial" w:hAnsi="Arial"/>
+                <w:sz w:val="17"/>
+              </w:rPr>
+              <w:t>Vertraulichkeit</w:t>
+            </w:r>
+          </w:p>
+        </w:tc>
+      </w:tr>
+    </w:tbl>
+    <w:p>
+      <w:pPr>
+        <w:pStyle w:val="Heading1"/>
+      </w:pPr>
+      <w:r>
+        <w:t>3. Mindestdokumentation</w:t>
       </w:r>
     </w:p>
     <w:p>
       <w:pPr>
-        <w:pStyle w:val="Heading2"/>
+        <w:keepLines w:val="0"/>
       </w:pPr>
       <w:r>
-        <w:rPr>
-          <w:rFonts w:ascii="Times New Roman" w:hAnsi="Times New Roman"/>
-        </w:rPr>
-        <w:t>Vorschlag</w:t>
+        <w:t>Jede Vereinbarung muss Parteien, betroffene Ansprüche, Zeitraum, Fristen, Sicherheiten, Auskunftsstandard und Rechtsfolgen eines Verstoßes ausdrücklich nennen. Eine Stillhalteabrede wird nicht als weitergehender Verzicht formuliert. Unternehmens- und Nachlassgelder bleiben getrennt.</w:t>
       </w:r>
     </w:p>
     <w:p>
       <w:pPr>
-        <w:pStyle w:val="ListNumber"/>
+        <w:pStyle w:val="Heading1"/>
       </w:pPr>
       <w:r>
-        <w:t>Jonas erhält keine Zustimmung zur endgültigen Auszahlung aus dem Nachlassdepot, bis ein geordnetes Nachlassverzeichnis vorliegt.</w:t>
+        <w:t>4. Noch fehlende Tatsachen</w:t>
       </w:r>
     </w:p>
     <w:p>
       <w:pPr>
-        <w:pStyle w:val="ListNumber"/>
+        <w:keepLines w:val="0"/>
       </w:pPr>
       <w:r>
-        <w:t>Nele erhebt zunächst keine Beschwerde gegen den Erbschein, wenn Jonas ein notarielles Nachlassverzeichnis beauftragt.</w:t>
-      </w:r>
-    </w:p>
-    <w:p>
-      <w:pPr>
-        <w:pStyle w:val="ListNumber"/>
-      </w:pPr>
-      <w:r>
-        <w:t>Die GmbH wird durch einen gemeinsam benannten Gutachter bewertet.</w:t>
-      </w:r>
-    </w:p>
-    <w:p>
-      <w:pPr>
-        <w:pStyle w:val="ListNumber"/>
-      </w:pPr>
-      <w:r>
-        <w:t>Jonas zahlt an Nele und Peer binnen vier Wochen nach Gutachten je eine Abschlagszahlung von 150.000,00 EUR.</w:t>
-      </w:r>
-    </w:p>
-    <w:p>
-      <w:pPr>
-        <w:pStyle w:val="ListNumber"/>
-      </w:pPr>
-      <w:r>
-        <w:t>Über den Restpflichtteil wird nach Gutachten abgerechnet.</w:t>
-      </w:r>
-    </w:p>
-    <w:p>
-      <w:pPr>
-        <w:pStyle w:val="ListNumber"/>
-      </w:pPr>
-      <w:r>
-        <w:t>Die Beteiligten vereinbaren Stillhalten gegenüber Großkunden und Banken.</w:t>
-      </w:r>
-    </w:p>
-    <w:p>
-      <w:pPr>
-        <w:pStyle w:val="Heading2"/>
-      </w:pPr>
-      <w:r>
-        <w:rPr>
-          <w:rFonts w:ascii="Times New Roman" w:hAnsi="Times New Roman"/>
-        </w:rPr>
-        <w:t>Druckpunkte</w:t>
-      </w:r>
-    </w:p>
-    <w:p>
-      <w:pPr>
-        <w:jc w:val="left"/>
-      </w:pPr>
-      <w:r>
-        <w:t>Neles stärkstes Druckmittel ist Auskunft und Bewertung, nicht die pauschale Behauptung, die Adoption sei unwirksam. Jonas' stärkstes Argument ist die Unternehmenskontinuität. Ein Vergleich muss beide Punkte aufnehmen: schneller Geschäftsbetrieb gegen transparente Pflichtteilsberechnung.</w:t>
+        <w:t>Unabhängiger Unternehmenswert, vollständiger Nachlassbestand, genaue Verfügungsbefugnis über den GmbH-Anteil, Fälligkeit der Kaufpreisrestforderung, Umfang möglicher Pflichtteilspositionen und Liquiditätsplan. Solange diese Punkte offen sind, bleibt jede Zahl ein Verhandlungswert.</w:t>
       </w:r>
     </w:p>
     <w:sectPr>
+      <w:headerReference w:type="default" r:id="rId9"/>
+      <w:footerReference w:type="default" r:id="rId10"/>
       <w:pgSz w:w="11906" w:h="16838"/>
-      <w:pgMar w:top="1417" w:right="1417" w:bottom="1417" w:left="1417" w:header="720" w:footer="720" w:gutter="0"/>
+      <w:pgMar w:top="1162" w:right="1219" w:bottom="1162" w:left="1276" w:header="397" w:footer="397" w:gutter="0"/>
       <w:cols w:space="720"/>
       <w:docGrid w:linePitch="360"/>
     </w:sectPr>
   </w:body>
 </w:document>
+</file>
+
+<file path=word/footer1.xml><?xml version="1.0" encoding="utf-8"?>
+<w:ftr xmlns:m="http://schemas.openxmlformats.org/officeDocument/2006/math" xmlns:mc="http://schemas.openxmlformats.org/markup-compatibility/2006" xmlns:mo="http://schemas.microsoft.com/office/mac/office/2008/main" xmlns:mv="urn:schemas-microsoft-com:mac:vml" xmlns:o="urn:schemas-microsoft-com:office:office" xmlns:r="http://schemas.openxmlformats.org/officeDocument/2006/relationships" xmlns:v="urn:schemas-microsoft-com:vml" xmlns:w10="urn:schemas-microsoft-com:office:word" xmlns:w14="http://schemas.microsoft.com/office/word/2010/wordml" xmlns:w="http://schemas.openxmlformats.org/wordprocessingml/2006/main" xmlns:wne="http://schemas.microsoft.com/office/word/2006/wordml" xmlns:wp14="http://schemas.microsoft.com/office/word/2010/wordprocessingDrawing" xmlns:wp="http://schemas.openxmlformats.org/drawingml/2006/wordprocessingDrawing" xmlns:wpc="http://schemas.microsoft.com/office/word/2010/wordprocessingCanvas" xmlns:wpg="http://schemas.microsoft.com/office/word/2010/wordprocessingGroup" xmlns:wpi="http://schemas.microsoft.com/office/word/2010/wordprocessingInk" xmlns:wps="http://schemas.microsoft.com/office/word/2010/wordprocessingShape" mc:Ignorable="w14 wp14">
+  <w:p>
+    <w:pPr>
+      <w:spacing w:before="60"/>
+      <w:jc w:val="center"/>
+    </w:pPr>
+    <w:r>
+      <w:rPr>
+        <w:rFonts w:ascii="Arial" w:hAnsi="Arial"/>
+        <w:color w:val="6B7378"/>
+        <w:sz w:val="12"/>
+      </w:rPr>
+      <w:t>Dr. Carolin Weigand, Rechtsanwältin und Fachanwältin für Erbrecht | Anderkonto DE49 8205 1000 0064 2200 19 | BIC HELADEF1WEM | St.-Nr. 151/284/01983 | Berufshaftpflicht: JurAssekuranz AG, Leipzig</w:t>
+    </w:r>
+  </w:p>
+  <w:p>
+    <w:pPr>
+      <w:spacing w:after="0"/>
+      <w:jc w:val="center"/>
+    </w:pPr>
+    <w:r>
+      <w:rPr>
+        <w:color w:val="6B7378"/>
+        <w:sz w:val="14"/>
+      </w:rPr>
+      <w:t xml:space="preserve">Seite </w:t>
+    </w:r>
+    <w:r>
+      <w:rPr>
+        <w:color w:val="6B7378"/>
+        <w:sz w:val="14"/>
+      </w:rPr>
+      <w:fldChar w:fldCharType="begin"/>
+      <w:instrText xml:space="preserve"> PAGE </w:instrText>
+      <w:fldChar w:fldCharType="end"/>
+    </w:r>
+  </w:p>
+</w:ftr>
+</file>
+
+<file path=word/header1.xml><?xml version="1.0" encoding="utf-8"?>
+<w:hdr xmlns:m="http://schemas.openxmlformats.org/officeDocument/2006/math" xmlns:mc="http://schemas.openxmlformats.org/markup-compatibility/2006" xmlns:mo="http://schemas.microsoft.com/office/mac/office/2008/main" xmlns:mv="urn:schemas-microsoft-com:mac:vml" xmlns:o="urn:schemas-microsoft-com:office:office" xmlns:r="http://schemas.openxmlformats.org/officeDocument/2006/relationships" xmlns:v="urn:schemas-microsoft-com:vml" xmlns:w10="urn:schemas-microsoft-com:office:word" xmlns:w14="http://schemas.microsoft.com/office/word/2010/wordml" xmlns:w="http://schemas.openxmlformats.org/wordprocessingml/2006/main" xmlns:wne="http://schemas.microsoft.com/office/word/2006/wordml" xmlns:wp14="http://schemas.microsoft.com/office/word/2010/wordprocessingDrawing" xmlns:wp="http://schemas.openxmlformats.org/drawingml/2006/wordprocessingDrawing" xmlns:wpc="http://schemas.microsoft.com/office/word/2010/wordprocessingCanvas" xmlns:wpg="http://schemas.microsoft.com/office/word/2010/wordprocessingGroup" xmlns:wpi="http://schemas.microsoft.com/office/word/2010/wordprocessingInk" xmlns:wps="http://schemas.microsoft.com/office/word/2010/wordprocessingShape" mc:Ignorable="w14 wp14">
+  <w:p>
+    <w:pPr>
+      <w:pBdr>
+        <w:bottom w:val="single" w:sz="10" w:space="4" w:color="2F6684"/>
+      </w:pBdr>
+    </w:pPr>
+  </w:p>
+  <w:tbl>
+    <w:tblPr>
+      <w:tblW w:type="auto" w:w="0"/>
+      <w:jc w:val="center"/>
+      <w:tblLook w:firstColumn="1" w:firstRow="1" w:lastColumn="0" w:lastRow="0" w:noHBand="0" w:noVBand="1" w:val="04A0"/>
+    </w:tblPr>
+    <w:tblGrid>
+      <w:gridCol w:w="6066"/>
+      <w:gridCol w:w="3345"/>
+    </w:tblGrid>
+    <w:tr>
+      <w:tc>
+        <w:tcPr>
+          <w:tcW w:type="dxa" w:w="4706"/>
+        </w:tcPr>
+        <w:p>
+          <w:pPr>
+            <w:spacing w:after="20"/>
+          </w:pPr>
+          <w:r>
+            <w:rPr>
+              <w:rFonts w:ascii="Arial" w:hAnsi="Arial"/>
+              <w:b/>
+              <w:color w:val="17324D"/>
+              <w:sz w:val="21"/>
+            </w:rPr>
+            <w:t>Kanzlei Dr. Weigand</w:t>
+          </w:r>
+        </w:p>
+        <w:p>
+          <w:pPr>
+            <w:spacing w:after="0"/>
+          </w:pPr>
+          <w:r>
+            <w:rPr>
+              <w:color w:val="6B7378"/>
+              <w:sz w:val="15"/>
+            </w:rPr>
+            <w:t>Familien- und Erbrecht | Anger 55 | 99084 Erfurt</w:t>
+          </w:r>
+        </w:p>
+      </w:tc>
+      <w:tc>
+        <w:tcPr>
+          <w:tcW w:type="dxa" w:w="4706"/>
+        </w:tcPr>
+        <w:p>
+          <w:pPr>
+            <w:spacing w:after="20"/>
+            <w:jc w:val="right"/>
+          </w:pPr>
+          <w:r>
+            <w:rPr>
+              <w:b/>
+              <w:color w:val="17324D"/>
+              <w:sz w:val="18"/>
+            </w:rPr>
+            <w:t>Nachlass Sander</w:t>
+          </w:r>
+        </w:p>
+        <w:p>
+          <w:pPr>
+            <w:spacing w:after="0"/>
+            <w:jc w:val="right"/>
+          </w:pPr>
+          <w:r>
+            <w:rPr>
+              <w:color w:val="6B7378"/>
+              <w:sz w:val="15"/>
+            </w:rPr>
+            <w:t>Aktenzeichen 118/26 W02</w:t>
+          </w:r>
+        </w:p>
+      </w:tc>
+    </w:tr>
+  </w:tbl>
+</w:hdr>
 </file>
 
 <file path=word/numbering.xml><?xml version="1.0" encoding="utf-8"?>
@@ -483,9 +1430,12 @@
     <w:name w:val="Normal"/>
     <w:qFormat/>
     <w:rsid w:val="00FC693F"/>
+    <w:pPr>
+      <w:spacing w:after="100" w:line="269" w:lineRule="auto"/>
+    </w:pPr>
     <w:rPr>
-      <w:rFonts w:ascii="Times New Roman" w:hAnsi="Times New Roman"/>
-      <w:sz w:val="22"/>
+      <w:rFonts w:ascii="Arial" w:hAnsi="Arial" w:eastAsia="Arial"/>
+      <w:sz w:val="21"/>
     </w:rPr>
   </w:style>
   <w:style w:type="paragraph" w:styleId="Header">
@@ -543,14 +1493,15 @@
     <w:pPr>
       <w:keepNext/>
       <w:keepLines/>
-      <w:spacing w:before="480" w:after="0"/>
+      <w:spacing w:before="240" w:after="100"/>
       <w:outlineLvl w:val="0"/>
     </w:pPr>
     <w:rPr>
-      <w:rFonts w:asciiTheme="majorHAnsi" w:eastAsiaTheme="majorEastAsia" w:hAnsiTheme="majorHAnsi" w:cstheme="majorBidi" w:ascii="Times New Roman" w:hAnsi="Times New Roman"/>
+      <w:rFonts w:asciiTheme="majorHAnsi" w:eastAsiaTheme="majorEastAsia" w:hAnsiTheme="majorHAnsi" w:cstheme="majorBidi" w:ascii="Arial" w:hAnsi="Arial" w:eastAsia="Arial"/>
       <w:b/>
       <w:bCs/>
-      <w:sz w:val="28"/>
+      <w:color w:val="17324D"/>
+      <w:sz w:val="26"/>
       <w:szCs w:val="28"/>
     </w:rPr>
   </w:style>
@@ -566,14 +1517,15 @@
     <w:pPr>
       <w:keepNext/>
       <w:keepLines/>
-      <w:spacing w:before="200" w:after="0"/>
+      <w:spacing w:before="180" w:after="80"/>
       <w:outlineLvl w:val="1"/>
     </w:pPr>
     <w:rPr>
-      <w:rFonts w:asciiTheme="majorHAnsi" w:eastAsiaTheme="majorEastAsia" w:hAnsiTheme="majorHAnsi" w:cstheme="majorBidi" w:ascii="Times New Roman" w:hAnsi="Times New Roman"/>
+      <w:rFonts w:asciiTheme="majorHAnsi" w:eastAsiaTheme="majorEastAsia" w:hAnsiTheme="majorHAnsi" w:cstheme="majorBidi" w:ascii="Arial" w:hAnsi="Arial" w:eastAsia="Arial"/>
       <w:b/>
       <w:bCs/>
-      <w:sz w:val="24"/>
+      <w:color w:val="2F6684"/>
+      <w:sz w:val="23"/>
       <w:szCs w:val="26"/>
     </w:rPr>
   </w:style>
@@ -589,14 +1541,15 @@
     <w:pPr>
       <w:keepNext/>
       <w:keepLines/>
-      <w:spacing w:before="200" w:after="0"/>
+      <w:spacing w:before="140" w:after="60"/>
       <w:outlineLvl w:val="2"/>
     </w:pPr>
     <w:rPr>
-      <w:rFonts w:asciiTheme="majorHAnsi" w:eastAsiaTheme="majorEastAsia" w:hAnsiTheme="majorHAnsi" w:cstheme="majorBidi" w:ascii="Times New Roman" w:hAnsi="Times New Roman"/>
+      <w:rFonts w:asciiTheme="majorHAnsi" w:eastAsiaTheme="majorEastAsia" w:hAnsiTheme="majorHAnsi" w:cstheme="majorBidi" w:ascii="Arial" w:hAnsi="Arial" w:eastAsia="Arial"/>
       <w:b/>
       <w:bCs/>
-      <w:sz w:val="22"/>
+      <w:color w:val="17324D"/>
+      <w:sz w:val="21"/>
     </w:rPr>
   </w:style>
   <w:style w:type="paragraph" w:styleId="Heading4">
@@ -827,18 +1780,20 @@
     <w:qFormat/>
     <w:rsid w:val="00FC693F"/>
     <w:pPr>
+      <w:keepNext/>
       <w:pBdr>
         <w:bottom w:val="single" w:sz="8" w:space="4" w:color="4F81BD" w:themeColor="accent1"/>
       </w:pBdr>
-      <w:spacing w:after="300" w:line="240" w:lineRule="auto"/>
+      <w:spacing w:after="200" w:line="240" w:lineRule="auto" w:before="0"/>
       <w:contextualSpacing/>
     </w:pPr>
     <w:rPr>
-      <w:rFonts w:asciiTheme="majorHAnsi" w:eastAsiaTheme="majorEastAsia" w:hAnsiTheme="majorHAnsi" w:cstheme="majorBidi"/>
-      <w:color w:val="17365D" w:themeColor="text2" w:themeShade="BF"/>
+      <w:rFonts w:asciiTheme="majorHAnsi" w:eastAsiaTheme="majorEastAsia" w:hAnsiTheme="majorHAnsi" w:cstheme="majorBidi" w:ascii="Arial" w:hAnsi="Arial" w:eastAsia="Arial"/>
+      <w:b/>
+      <w:color w:val="17324D"/>
       <w:spacing w:val="5"/>
       <w:kern w:val="28"/>
-      <w:sz w:val="52"/>
+      <w:sz w:val="34"/>
       <w:szCs w:val="52"/>
     </w:rPr>
   </w:style>
